--- a/src/2G/fonctions_usuelles/cours.docx
+++ b/src/2G/fonctions_usuelles/cours.docx
@@ -78,24 +78,28 @@
       <w:pPr>
         <w:rPr>
           <w:rFonts w:cs="Arial"/>
+          <w:color w:val="1F497D" w:themeColor="text2"/>
         </w:rPr>
       </w:pPr>
       <w:r>
         <w:rPr>
           <w:rFonts w:eastAsiaTheme="minorEastAsia" w:cs="Arial"/>
           <w:b/>
+          <w:color w:val="1F497D" w:themeColor="text2"/>
         </w:rPr>
         <w:t>Définition</w:t>
       </w:r>
       <w:r>
         <w:rPr>
           <w:rFonts w:eastAsiaTheme="minorEastAsia" w:cs="Arial"/>
+          <w:color w:val="1F497D" w:themeColor="text2"/>
         </w:rPr>
         <w:t xml:space="preserve">. </w:t>
       </w:r>
       <w:r>
         <w:rPr>
           <w:rFonts w:cs="Arial"/>
+          <w:color w:val="1F497D" w:themeColor="text2"/>
         </w:rPr>
         <w:t xml:space="preserve">Une fonction </w:t>
       </w:r>
@@ -103,6 +107,7 @@
         <m:r>
           <w:rPr>
             <w:rFonts w:ascii="Cambria Math" w:hAnsi="Cambria Math" w:cs="Arial"/>
+            <w:color w:val="1F497D" w:themeColor="text2"/>
           </w:rPr>
           <m:t>f</m:t>
         </m:r>
@@ -110,6 +115,7 @@
       <w:r>
         <w:rPr>
           <w:rFonts w:cs="Arial"/>
+          <w:color w:val="1F497D" w:themeColor="text2"/>
         </w:rPr>
         <w:t xml:space="preserve">, définie sur un ensemble </w:t>
       </w:r>
@@ -117,6 +123,7 @@
         <m:r>
           <w:rPr>
             <w:rFonts w:ascii="Cambria Math" w:hAnsi="Cambria Math" w:cs="Arial"/>
+            <w:color w:val="1F497D" w:themeColor="text2"/>
           </w:rPr>
           <m:t>D</m:t>
         </m:r>
@@ -124,6 +131,7 @@
       <w:r>
         <w:rPr>
           <w:rFonts w:cs="Arial"/>
+          <w:color w:val="1F497D" w:themeColor="text2"/>
         </w:rPr>
         <w:t xml:space="preserve"> symétrique par rapport à 0, est dite </w:t>
       </w:r>
@@ -131,12 +139,14 @@
         <w:rPr>
           <w:rFonts w:cs="Arial"/>
           <w:b/>
+          <w:color w:val="1F497D" w:themeColor="text2"/>
         </w:rPr>
         <w:t>paire</w:t>
       </w:r>
       <w:r>
         <w:rPr>
           <w:rFonts w:cs="Arial"/>
+          <w:color w:val="1F497D" w:themeColor="text2"/>
         </w:rPr>
         <w:t xml:space="preserve"> </w:t>
       </w:r>
@@ -144,6 +154,7 @@
       <w:r>
         <w:rPr>
           <w:rFonts w:cs="Arial"/>
+          <w:color w:val="1F497D" w:themeColor="text2"/>
         </w:rPr>
         <w:t>ssi</w:t>
       </w:r>
@@ -151,6 +162,7 @@
       <w:r>
         <w:rPr>
           <w:rFonts w:cs="Arial"/>
+          <w:color w:val="1F497D" w:themeColor="text2"/>
         </w:rPr>
         <w:t xml:space="preserve"> pour tout réel </w:t>
       </w:r>
@@ -158,6 +170,7 @@
         <m:r>
           <w:rPr>
             <w:rFonts w:ascii="Cambria Math" w:hAnsi="Cambria Math" w:cs="Arial"/>
+            <w:color w:val="1F497D" w:themeColor="text2"/>
           </w:rPr>
           <m:t>x</m:t>
         </m:r>
@@ -165,6 +178,7 @@
       <w:r>
         <w:rPr>
           <w:rFonts w:cs="Arial"/>
+          <w:color w:val="1F497D" w:themeColor="text2"/>
         </w:rPr>
         <w:t xml:space="preserve"> de </w:t>
       </w:r>
@@ -172,6 +186,7 @@
         <m:r>
           <w:rPr>
             <w:rFonts w:ascii="Cambria Math" w:hAnsi="Cambria Math" w:cs="Arial"/>
+            <w:color w:val="1F497D" w:themeColor="text2"/>
           </w:rPr>
           <m:t>D</m:t>
         </m:r>
@@ -179,6 +194,7 @@
       <w:r>
         <w:rPr>
           <w:rFonts w:cs="Arial"/>
+          <w:color w:val="1F497D" w:themeColor="text2"/>
         </w:rPr>
         <w:t xml:space="preserve">, on a </w:t>
       </w:r>
@@ -186,6 +202,7 @@
         <m:r>
           <w:rPr>
             <w:rFonts w:ascii="Cambria Math" w:hAnsi="Cambria Math" w:cs="Arial"/>
+            <w:color w:val="1F497D" w:themeColor="text2"/>
           </w:rPr>
           <m:t>f</m:t>
         </m:r>
@@ -195,6 +212,7 @@
               <w:rPr>
                 <w:rFonts w:ascii="Cambria Math" w:hAnsi="Cambria Math" w:cs="Arial"/>
                 <w:i/>
+                <w:color w:val="1F497D" w:themeColor="text2"/>
               </w:rPr>
             </m:ctrlPr>
           </m:dPr>
@@ -202,6 +220,7 @@
             <m:r>
               <w:rPr>
                 <w:rFonts w:ascii="Cambria Math" w:hAnsi="Cambria Math" w:cs="Arial"/>
+                <w:color w:val="1F497D" w:themeColor="text2"/>
               </w:rPr>
               <m:t>-x</m:t>
             </m:r>
@@ -210,6 +229,7 @@
         <m:r>
           <w:rPr>
             <w:rFonts w:ascii="Cambria Math" w:hAnsi="Cambria Math" w:cs="Arial"/>
+            <w:color w:val="1F497D" w:themeColor="text2"/>
           </w:rPr>
           <m:t>=f</m:t>
         </m:r>
@@ -219,6 +239,7 @@
               <w:rPr>
                 <w:rFonts w:ascii="Cambria Math" w:hAnsi="Cambria Math" w:cs="Arial"/>
                 <w:i/>
+                <w:color w:val="1F497D" w:themeColor="text2"/>
               </w:rPr>
             </m:ctrlPr>
           </m:dPr>
@@ -226,6 +247,7 @@
             <m:r>
               <w:rPr>
                 <w:rFonts w:ascii="Cambria Math" w:hAnsi="Cambria Math" w:cs="Arial"/>
+                <w:color w:val="1F497D" w:themeColor="text2"/>
               </w:rPr>
               <m:t>x</m:t>
             </m:r>
@@ -235,12 +257,14 @@
       <w:r>
         <w:rPr>
           <w:rFonts w:cs="Arial"/>
+          <w:color w:val="1F497D" w:themeColor="text2"/>
         </w:rPr>
         <w:t>.</w:t>
       </w:r>
       <w:r>
         <w:rPr>
           <w:rFonts w:cs="Arial"/>
+          <w:color w:val="1F497D" w:themeColor="text2"/>
         </w:rPr>
         <w:br/>
       </w:r>
@@ -248,18 +272,21 @@
         <w:rPr>
           <w:rFonts w:cs="Arial"/>
           <w:b/>
+          <w:color w:val="1F497D" w:themeColor="text2"/>
         </w:rPr>
         <w:t>Propriété</w:t>
       </w:r>
       <w:r>
         <w:rPr>
           <w:rFonts w:cs="Arial"/>
+          <w:color w:val="1F497D" w:themeColor="text2"/>
         </w:rPr>
         <w:t>. La courbe représentative d’une fonction paire est symétrique par rapport à l’axe des ordonnées.</w:t>
       </w:r>
       <w:r>
         <w:rPr>
           <w:rFonts w:cs="Arial"/>
+          <w:color w:val="1F497D" w:themeColor="text2"/>
         </w:rPr>
         <w:br/>
       </w:r>
@@ -267,18 +294,21 @@
         <w:rPr>
           <w:rFonts w:eastAsiaTheme="minorEastAsia" w:cs="Arial"/>
           <w:b/>
+          <w:color w:val="1F497D" w:themeColor="text2"/>
         </w:rPr>
         <w:t>Définition</w:t>
       </w:r>
       <w:r>
         <w:rPr>
           <w:rFonts w:eastAsiaTheme="minorEastAsia" w:cs="Arial"/>
+          <w:color w:val="1F497D" w:themeColor="text2"/>
         </w:rPr>
         <w:t xml:space="preserve">. </w:t>
       </w:r>
       <w:r>
         <w:rPr>
           <w:rFonts w:cs="Arial"/>
+          <w:color w:val="1F497D" w:themeColor="text2"/>
         </w:rPr>
         <w:t xml:space="preserve">Une fonction </w:t>
       </w:r>
@@ -286,6 +316,7 @@
         <m:r>
           <w:rPr>
             <w:rFonts w:ascii="Cambria Math" w:hAnsi="Cambria Math" w:cs="Arial"/>
+            <w:color w:val="1F497D" w:themeColor="text2"/>
           </w:rPr>
           <m:t>f</m:t>
         </m:r>
@@ -293,6 +324,7 @@
       <w:r>
         <w:rPr>
           <w:rFonts w:cs="Arial"/>
+          <w:color w:val="1F497D" w:themeColor="text2"/>
         </w:rPr>
         <w:t xml:space="preserve">, définie sur un ensemble </w:t>
       </w:r>
@@ -300,6 +332,7 @@
         <m:r>
           <w:rPr>
             <w:rFonts w:ascii="Cambria Math" w:hAnsi="Cambria Math" w:cs="Arial"/>
+            <w:color w:val="1F497D" w:themeColor="text2"/>
           </w:rPr>
           <m:t>D</m:t>
         </m:r>
@@ -307,6 +340,7 @@
       <w:r>
         <w:rPr>
           <w:rFonts w:cs="Arial"/>
+          <w:color w:val="1F497D" w:themeColor="text2"/>
         </w:rPr>
         <w:t xml:space="preserve"> symétrique par rapport à 0, est dite </w:t>
       </w:r>
@@ -314,19 +348,14 @@
         <w:rPr>
           <w:rFonts w:cs="Arial"/>
           <w:b/>
-        </w:rPr>
-        <w:t>imp</w:t>
-      </w:r>
-      <w:r>
-        <w:rPr>
-          <w:rFonts w:cs="Arial"/>
-          <w:b/>
-        </w:rPr>
-        <w:t>aire</w:t>
-      </w:r>
-      <w:r>
-        <w:rPr>
-          <w:rFonts w:cs="Arial"/>
+          <w:color w:val="1F497D" w:themeColor="text2"/>
+        </w:rPr>
+        <w:t>impaire</w:t>
+      </w:r>
+      <w:r>
+        <w:rPr>
+          <w:rFonts w:cs="Arial"/>
+          <w:color w:val="1F497D" w:themeColor="text2"/>
         </w:rPr>
         <w:t xml:space="preserve"> </w:t>
       </w:r>
@@ -334,6 +363,7 @@
       <w:r>
         <w:rPr>
           <w:rFonts w:cs="Arial"/>
+          <w:color w:val="1F497D" w:themeColor="text2"/>
         </w:rPr>
         <w:t>ssi</w:t>
       </w:r>
@@ -341,6 +371,7 @@
       <w:r>
         <w:rPr>
           <w:rFonts w:cs="Arial"/>
+          <w:color w:val="1F497D" w:themeColor="text2"/>
         </w:rPr>
         <w:t xml:space="preserve"> pour tout réel </w:t>
       </w:r>
@@ -348,6 +379,7 @@
         <m:r>
           <w:rPr>
             <w:rFonts w:ascii="Cambria Math" w:hAnsi="Cambria Math" w:cs="Arial"/>
+            <w:color w:val="1F497D" w:themeColor="text2"/>
           </w:rPr>
           <m:t>x</m:t>
         </m:r>
@@ -355,6 +387,7 @@
       <w:r>
         <w:rPr>
           <w:rFonts w:cs="Arial"/>
+          <w:color w:val="1F497D" w:themeColor="text2"/>
         </w:rPr>
         <w:t xml:space="preserve"> de </w:t>
       </w:r>
@@ -362,6 +395,7 @@
         <m:r>
           <w:rPr>
             <w:rFonts w:ascii="Cambria Math" w:hAnsi="Cambria Math" w:cs="Arial"/>
+            <w:color w:val="1F497D" w:themeColor="text2"/>
           </w:rPr>
           <m:t>D</m:t>
         </m:r>
@@ -369,6 +403,7 @@
       <w:r>
         <w:rPr>
           <w:rFonts w:cs="Arial"/>
+          <w:color w:val="1F497D" w:themeColor="text2"/>
         </w:rPr>
         <w:t xml:space="preserve">, on a </w:t>
       </w:r>
@@ -376,6 +411,7 @@
         <m:r>
           <w:rPr>
             <w:rFonts w:ascii="Cambria Math" w:hAnsi="Cambria Math" w:cs="Arial"/>
+            <w:color w:val="1F497D" w:themeColor="text2"/>
           </w:rPr>
           <m:t>f</m:t>
         </m:r>
@@ -385,6 +421,7 @@
               <w:rPr>
                 <w:rFonts w:ascii="Cambria Math" w:hAnsi="Cambria Math" w:cs="Arial"/>
                 <w:i/>
+                <w:color w:val="1F497D" w:themeColor="text2"/>
               </w:rPr>
             </m:ctrlPr>
           </m:dPr>
@@ -392,6 +429,7 @@
             <m:r>
               <w:rPr>
                 <w:rFonts w:ascii="Cambria Math" w:hAnsi="Cambria Math" w:cs="Arial"/>
+                <w:color w:val="1F497D" w:themeColor="text2"/>
               </w:rPr>
               <m:t>-x</m:t>
             </m:r>
@@ -400,20 +438,9 @@
         <m:r>
           <w:rPr>
             <w:rFonts w:ascii="Cambria Math" w:hAnsi="Cambria Math" w:cs="Arial"/>
+            <w:color w:val="1F497D" w:themeColor="text2"/>
           </w:rPr>
-          <m:t>=</m:t>
-        </m:r>
-        <m:r>
-          <w:rPr>
-            <w:rFonts w:ascii="Cambria Math" w:hAnsi="Cambria Math" w:cs="Arial"/>
-          </w:rPr>
-          <m:t>-</m:t>
-        </m:r>
-        <m:r>
-          <w:rPr>
-            <w:rFonts w:ascii="Cambria Math" w:hAnsi="Cambria Math" w:cs="Arial"/>
-          </w:rPr>
-          <m:t>f</m:t>
+          <m:t>=-f</m:t>
         </m:r>
         <m:d>
           <m:dPr>
@@ -421,6 +448,7 @@
               <w:rPr>
                 <w:rFonts w:ascii="Cambria Math" w:hAnsi="Cambria Math" w:cs="Arial"/>
                 <w:i/>
+                <w:color w:val="1F497D" w:themeColor="text2"/>
               </w:rPr>
             </m:ctrlPr>
           </m:dPr>
@@ -428,6 +456,7 @@
             <m:r>
               <w:rPr>
                 <w:rFonts w:ascii="Cambria Math" w:hAnsi="Cambria Math" w:cs="Arial"/>
+                <w:color w:val="1F497D" w:themeColor="text2"/>
               </w:rPr>
               <m:t>x</m:t>
             </m:r>
@@ -437,12 +466,14 @@
       <w:r>
         <w:rPr>
           <w:rFonts w:cs="Arial"/>
+          <w:color w:val="1F497D" w:themeColor="text2"/>
         </w:rPr>
         <w:t>.</w:t>
       </w:r>
       <w:r>
         <w:rPr>
           <w:rFonts w:cs="Arial"/>
+          <w:color w:val="1F497D" w:themeColor="text2"/>
         </w:rPr>
         <w:br/>
       </w:r>
@@ -450,803 +481,1208 @@
         <w:rPr>
           <w:rFonts w:cs="Arial"/>
           <w:b/>
+          <w:color w:val="1F497D" w:themeColor="text2"/>
         </w:rPr>
         <w:t>Propriété</w:t>
       </w:r>
       <w:r>
         <w:rPr>
           <w:rFonts w:cs="Arial"/>
+          <w:color w:val="1F497D" w:themeColor="text2"/>
         </w:rPr>
         <w:t xml:space="preserve">. La courbe représentative d’une fonction </w:t>
       </w:r>
       <w:r>
         <w:rPr>
           <w:rFonts w:cs="Arial"/>
+          <w:color w:val="1F497D" w:themeColor="text2"/>
         </w:rPr>
         <w:t>im</w:t>
       </w:r>
       <w:r>
         <w:rPr>
           <w:rFonts w:cs="Arial"/>
+          <w:color w:val="1F497D" w:themeColor="text2"/>
         </w:rPr>
         <w:t>paire est symétrique par rapport à</w:t>
       </w:r>
       <w:r>
         <w:rPr>
           <w:rFonts w:cs="Arial"/>
+          <w:color w:val="1F497D" w:themeColor="text2"/>
         </w:rPr>
         <w:t xml:space="preserve"> l’origine du repère</w:t>
       </w:r>
       <w:r>
         <w:rPr>
           <w:rFonts w:cs="Arial"/>
+          <w:color w:val="1F497D" w:themeColor="text2"/>
         </w:rPr>
         <w:t>.</w:t>
       </w:r>
+    </w:p>
+    <w:tbl>
+      <w:tblPr>
+        <w:tblStyle w:val="Grilledutableau"/>
+        <w:tblW w:w="0" w:type="auto"/>
+        <w:tblLook w:val="04A0" w:firstRow="1" w:lastRow="0" w:firstColumn="1" w:lastColumn="0" w:noHBand="0" w:noVBand="1"/>
+      </w:tblPr>
+      <w:tblGrid>
+        <w:gridCol w:w="5303"/>
+        <w:gridCol w:w="5303"/>
+      </w:tblGrid>
+      <w:tr>
+        <w:tc>
+          <w:tcPr>
+            <w:tcW w:w="5303" w:type="dxa"/>
+          </w:tcPr>
+          <w:p>
+            <w:pPr>
+              <w:rPr>
+                <w:rFonts w:eastAsiaTheme="minorEastAsia" w:cs="Arial"/>
+                <w:color w:val="C0504D" w:themeColor="accent2"/>
+              </w:rPr>
+            </w:pPr>
+            <w:r>
+              <w:rPr>
+                <w:rFonts w:cs="Arial"/>
+                <w:b/>
+                <w:color w:val="C0504D" w:themeColor="accent2"/>
+              </w:rPr>
+              <w:t>Définition</w:t>
+            </w:r>
+            <w:r>
+              <w:rPr>
+                <w:rFonts w:cs="Arial"/>
+                <w:color w:val="C0504D" w:themeColor="accent2"/>
+              </w:rPr>
+              <w:t xml:space="preserve">. La </w:t>
+            </w:r>
+            <w:r>
+              <w:rPr>
+                <w:rFonts w:cs="Arial"/>
+                <w:b/>
+                <w:color w:val="C0504D" w:themeColor="accent2"/>
+              </w:rPr>
+              <w:t>fonction carrée</w:t>
+            </w:r>
+            <w:r>
+              <w:rPr>
+                <w:rFonts w:cs="Arial"/>
+                <w:color w:val="C0504D" w:themeColor="accent2"/>
+              </w:rPr>
+              <w:t xml:space="preserve"> est la fonction </w:t>
+            </w:r>
+            <m:oMath>
+              <m:r>
+                <w:rPr>
+                  <w:rFonts w:ascii="Cambria Math" w:hAnsi="Cambria Math" w:cs="Arial"/>
+                  <w:color w:val="C0504D" w:themeColor="accent2"/>
+                </w:rPr>
+                <m:t>f</m:t>
+              </m:r>
+              <m:r>
+                <m:rPr>
+                  <m:scr m:val="double-struck"/>
+                </m:rPr>
+                <w:rPr>
+                  <w:rFonts w:ascii="Cambria Math" w:hAnsi="Cambria Math" w:cs="Arial"/>
+                  <w:color w:val="C0504D" w:themeColor="accent2"/>
+                </w:rPr>
+                <m:t>:R→R:</m:t>
+              </m:r>
+              <m:r>
+                <w:rPr>
+                  <w:rFonts w:ascii="Cambria Math" w:hAnsi="Cambria Math" w:cs="Arial"/>
+                  <w:color w:val="C0504D" w:themeColor="accent2"/>
+                </w:rPr>
+                <m:t>x↦</m:t>
+              </m:r>
+              <m:sSup>
+                <m:sSupPr>
+                  <m:ctrlPr>
+                    <w:rPr>
+                      <w:rFonts w:ascii="Cambria Math" w:hAnsi="Cambria Math" w:cs="Arial"/>
+                      <w:i/>
+                      <w:color w:val="C0504D" w:themeColor="accent2"/>
+                    </w:rPr>
+                  </m:ctrlPr>
+                </m:sSupPr>
+                <m:e>
+                  <m:r>
+                    <w:rPr>
+                      <w:rFonts w:ascii="Cambria Math" w:hAnsi="Cambria Math" w:cs="Arial"/>
+                      <w:color w:val="C0504D" w:themeColor="accent2"/>
+                    </w:rPr>
+                    <m:t>x</m:t>
+                  </m:r>
+                </m:e>
+                <m:sup>
+                  <m:r>
+                    <w:rPr>
+                      <w:rFonts w:ascii="Cambria Math" w:hAnsi="Cambria Math" w:cs="Arial"/>
+                      <w:color w:val="C0504D" w:themeColor="accent2"/>
+                    </w:rPr>
+                    <m:t>2</m:t>
+                  </m:r>
+                </m:sup>
+              </m:sSup>
+            </m:oMath>
+            <w:r>
+              <w:rPr>
+                <w:rFonts w:eastAsiaTheme="minorEastAsia" w:cs="Arial"/>
+                <w:color w:val="C0504D" w:themeColor="accent2"/>
+              </w:rPr>
+              <w:t xml:space="preserve"> </w:t>
+            </w:r>
+            <w:r>
+              <w:rPr>
+                <w:rFonts w:eastAsiaTheme="minorEastAsia" w:cs="Arial"/>
+                <w:color w:val="C0504D" w:themeColor="accent2"/>
+              </w:rPr>
+              <w:br/>
+            </w:r>
+            <w:r>
+              <w:rPr>
+                <w:rFonts w:eastAsiaTheme="minorEastAsia" w:cs="Arial"/>
+                <w:b/>
+                <w:color w:val="C0504D" w:themeColor="accent2"/>
+              </w:rPr>
+              <w:t>Propriété</w:t>
+            </w:r>
+            <w:r>
+              <w:rPr>
+                <w:rFonts w:eastAsiaTheme="minorEastAsia" w:cs="Arial"/>
+                <w:color w:val="C0504D" w:themeColor="accent2"/>
+              </w:rPr>
+              <w:t>. La fonction carrée est paire.</w:t>
+            </w:r>
+          </w:p>
+          <w:p>
+            <w:pPr>
+              <w:rPr>
+                <w:rFonts w:eastAsiaTheme="minorEastAsia" w:cs="Arial"/>
+                <w:color w:val="C0504D" w:themeColor="accent2"/>
+              </w:rPr>
+            </w:pPr>
+            <w:r>
+              <w:rPr>
+                <w:noProof/>
+                <w:color w:val="C0504D" w:themeColor="accent2"/>
+              </w:rPr>
+              <w:drawing>
+                <wp:inline distT="0" distB="0" distL="0" distR="0" wp14:anchorId="1D66F01D" wp14:editId="11163785">
+                  <wp:extent cx="1513691" cy="1676400"/>
+                  <wp:effectExtent l="0" t="0" r="0" b="0"/>
+                  <wp:docPr id="1" name="Image 1"/>
+                  <wp:cNvGraphicFramePr>
+                    <a:graphicFrameLocks xmlns:a="http://schemas.openxmlformats.org/drawingml/2006/main" noChangeAspect="1"/>
+                  </wp:cNvGraphicFramePr>
+                  <a:graphic xmlns:a="http://schemas.openxmlformats.org/drawingml/2006/main">
+                    <a:graphicData uri="http://schemas.openxmlformats.org/drawingml/2006/picture">
+                      <pic:pic xmlns:pic="http://schemas.openxmlformats.org/drawingml/2006/picture">
+                        <pic:nvPicPr>
+                          <pic:cNvPr id="1" name=""/>
+                          <pic:cNvPicPr/>
+                        </pic:nvPicPr>
+                        <pic:blipFill>
+                          <a:blip r:embed="rId9"/>
+                          <a:stretch>
+                            <a:fillRect/>
+                          </a:stretch>
+                        </pic:blipFill>
+                        <pic:spPr>
+                          <a:xfrm>
+                            <a:off x="0" y="0"/>
+                            <a:ext cx="1522812" cy="1686501"/>
+                          </a:xfrm>
+                          <a:prstGeom prst="rect">
+                            <a:avLst/>
+                          </a:prstGeom>
+                        </pic:spPr>
+                      </pic:pic>
+                    </a:graphicData>
+                  </a:graphic>
+                </wp:inline>
+              </w:drawing>
+            </w:r>
+          </w:p>
+          <w:p>
+            <w:pPr>
+              <w:rPr>
+                <w:rFonts w:cs="Arial"/>
+              </w:rPr>
+            </w:pPr>
+          </w:p>
+        </w:tc>
+        <w:tc>
+          <w:tcPr>
+            <w:tcW w:w="5303" w:type="dxa"/>
+          </w:tcPr>
+          <w:p>
+            <w:pPr>
+              <w:rPr>
+                <w:rFonts w:eastAsiaTheme="minorEastAsia" w:cs="Arial"/>
+                <w:color w:val="C00000"/>
+              </w:rPr>
+            </w:pPr>
+            <w:r>
+              <w:rPr>
+                <w:rFonts w:cs="Arial"/>
+                <w:b/>
+                <w:color w:val="C00000"/>
+              </w:rPr>
+              <w:t>Définition</w:t>
+            </w:r>
+            <w:r>
+              <w:rPr>
+                <w:rFonts w:cs="Arial"/>
+                <w:color w:val="C00000"/>
+              </w:rPr>
+              <w:t xml:space="preserve">. La </w:t>
+            </w:r>
+            <w:r>
+              <w:rPr>
+                <w:rFonts w:cs="Arial"/>
+                <w:b/>
+                <w:color w:val="C00000"/>
+              </w:rPr>
+              <w:t>fonction cube</w:t>
+            </w:r>
+            <w:r>
+              <w:rPr>
+                <w:rFonts w:cs="Arial"/>
+                <w:color w:val="C00000"/>
+              </w:rPr>
+              <w:t xml:space="preserve"> est la fonction </w:t>
+            </w:r>
+            <m:oMath>
+              <m:r>
+                <w:rPr>
+                  <w:rFonts w:ascii="Cambria Math" w:hAnsi="Cambria Math" w:cs="Arial"/>
+                  <w:color w:val="C00000"/>
+                </w:rPr>
+                <m:t>f</m:t>
+              </m:r>
+              <m:r>
+                <m:rPr>
+                  <m:scr m:val="double-struck"/>
+                </m:rPr>
+                <w:rPr>
+                  <w:rFonts w:ascii="Cambria Math" w:hAnsi="Cambria Math" w:cs="Arial"/>
+                  <w:color w:val="C00000"/>
+                </w:rPr>
+                <m:t>:R→R:</m:t>
+              </m:r>
+              <m:r>
+                <w:rPr>
+                  <w:rFonts w:ascii="Cambria Math" w:hAnsi="Cambria Math" w:cs="Arial"/>
+                  <w:color w:val="C00000"/>
+                </w:rPr>
+                <m:t>x↦</m:t>
+              </m:r>
+              <m:sSup>
+                <m:sSupPr>
+                  <m:ctrlPr>
+                    <w:rPr>
+                      <w:rFonts w:ascii="Cambria Math" w:hAnsi="Cambria Math" w:cs="Arial"/>
+                      <w:i/>
+                      <w:color w:val="C00000"/>
+                    </w:rPr>
+                  </m:ctrlPr>
+                </m:sSupPr>
+                <m:e>
+                  <m:r>
+                    <w:rPr>
+                      <w:rFonts w:ascii="Cambria Math" w:hAnsi="Cambria Math" w:cs="Arial"/>
+                      <w:color w:val="C00000"/>
+                    </w:rPr>
+                    <m:t>x</m:t>
+                  </m:r>
+                </m:e>
+                <m:sup>
+                  <m:r>
+                    <w:rPr>
+                      <w:rFonts w:ascii="Cambria Math" w:hAnsi="Cambria Math" w:cs="Arial"/>
+                      <w:color w:val="C00000"/>
+                    </w:rPr>
+                    <m:t>3</m:t>
+                  </m:r>
+                </m:sup>
+              </m:sSup>
+            </m:oMath>
+            <w:r>
+              <w:rPr>
+                <w:rFonts w:eastAsiaTheme="minorEastAsia" w:cs="Arial"/>
+                <w:color w:val="C00000"/>
+              </w:rPr>
+              <w:t xml:space="preserve"> </w:t>
+            </w:r>
+            <w:r>
+              <w:rPr>
+                <w:rFonts w:eastAsiaTheme="minorEastAsia" w:cs="Arial"/>
+                <w:color w:val="C00000"/>
+              </w:rPr>
+              <w:br/>
+            </w:r>
+            <w:r>
+              <w:rPr>
+                <w:rFonts w:eastAsiaTheme="minorEastAsia" w:cs="Arial"/>
+                <w:b/>
+                <w:color w:val="C00000"/>
+              </w:rPr>
+              <w:t>Propriété</w:t>
+            </w:r>
+            <w:r>
+              <w:rPr>
+                <w:rFonts w:eastAsiaTheme="minorEastAsia" w:cs="Arial"/>
+                <w:color w:val="C00000"/>
+              </w:rPr>
+              <w:t>. La fonction cube</w:t>
+            </w:r>
+            <w:r>
+              <w:rPr>
+                <w:rFonts w:cs="Arial"/>
+                <w:color w:val="C00000"/>
+              </w:rPr>
+              <w:t xml:space="preserve"> </w:t>
+            </w:r>
+            <w:r>
+              <w:rPr>
+                <w:rFonts w:eastAsiaTheme="minorEastAsia" w:cs="Arial"/>
+                <w:color w:val="C00000"/>
+              </w:rPr>
+              <w:t>est impaire.</w:t>
+            </w:r>
+          </w:p>
+          <w:p>
+            <w:pPr>
+              <w:rPr>
+                <w:rFonts w:cs="Arial"/>
+              </w:rPr>
+            </w:pPr>
+            <w:r>
+              <w:rPr>
+                <w:noProof/>
+              </w:rPr>
+              <w:drawing>
+                <wp:inline distT="0" distB="0" distL="0" distR="0" wp14:anchorId="573766EE" wp14:editId="03749813">
+                  <wp:extent cx="1221879" cy="1955800"/>
+                  <wp:effectExtent l="0" t="0" r="0" b="0"/>
+                  <wp:docPr id="5" name="Image 5"/>
+                  <wp:cNvGraphicFramePr>
+                    <a:graphicFrameLocks xmlns:a="http://schemas.openxmlformats.org/drawingml/2006/main" noChangeAspect="1"/>
+                  </wp:cNvGraphicFramePr>
+                  <a:graphic xmlns:a="http://schemas.openxmlformats.org/drawingml/2006/main">
+                    <a:graphicData uri="http://schemas.openxmlformats.org/drawingml/2006/picture">
+                      <pic:pic xmlns:pic="http://schemas.openxmlformats.org/drawingml/2006/picture">
+                        <pic:nvPicPr>
+                          <pic:cNvPr id="1" name=""/>
+                          <pic:cNvPicPr/>
+                        </pic:nvPicPr>
+                        <pic:blipFill>
+                          <a:blip r:embed="rId10"/>
+                          <a:stretch>
+                            <a:fillRect/>
+                          </a:stretch>
+                        </pic:blipFill>
+                        <pic:spPr>
+                          <a:xfrm>
+                            <a:off x="0" y="0"/>
+                            <a:ext cx="1227773" cy="1965234"/>
+                          </a:xfrm>
+                          <a:prstGeom prst="rect">
+                            <a:avLst/>
+                          </a:prstGeom>
+                        </pic:spPr>
+                      </pic:pic>
+                    </a:graphicData>
+                  </a:graphic>
+                </wp:inline>
+              </w:drawing>
+            </w:r>
+          </w:p>
+          <w:p>
+            <w:pPr>
+              <w:rPr>
+                <w:rFonts w:cs="Arial"/>
+              </w:rPr>
+            </w:pPr>
+          </w:p>
+        </w:tc>
+      </w:tr>
+      <w:tr>
+        <w:tc>
+          <w:tcPr>
+            <w:tcW w:w="5303" w:type="dxa"/>
+          </w:tcPr>
+          <w:p>
+            <w:pPr>
+              <w:rPr>
+                <w:rFonts w:eastAsiaTheme="minorEastAsia" w:cs="Arial"/>
+                <w:color w:val="0070C0"/>
+              </w:rPr>
+            </w:pPr>
+            <w:r>
+              <w:rPr>
+                <w:rFonts w:cs="Arial"/>
+                <w:b/>
+                <w:color w:val="0070C0"/>
+              </w:rPr>
+              <w:t>Définition</w:t>
+            </w:r>
+            <w:r>
+              <w:rPr>
+                <w:rFonts w:cs="Arial"/>
+                <w:color w:val="0070C0"/>
+              </w:rPr>
+              <w:t xml:space="preserve">. La </w:t>
+            </w:r>
+            <w:r>
+              <w:rPr>
+                <w:rFonts w:cs="Arial"/>
+                <w:b/>
+                <w:color w:val="0070C0"/>
+              </w:rPr>
+              <w:t>fonction inverse</w:t>
+            </w:r>
+            <w:r>
+              <w:rPr>
+                <w:rFonts w:cs="Arial"/>
+                <w:color w:val="0070C0"/>
+              </w:rPr>
+              <w:t xml:space="preserve"> est la fonction </w:t>
+            </w:r>
+            <m:oMath>
+              <m:r>
+                <w:rPr>
+                  <w:rFonts w:ascii="Cambria Math" w:hAnsi="Cambria Math" w:cs="Arial"/>
+                  <w:color w:val="0070C0"/>
+                </w:rPr>
+                <m:t>f:</m:t>
+              </m:r>
+              <m:sSup>
+                <m:sSupPr>
+                  <m:ctrlPr>
+                    <w:rPr>
+                      <w:rFonts w:ascii="Cambria Math" w:hAnsi="Cambria Math" w:cs="Arial"/>
+                      <w:i/>
+                      <w:color w:val="0070C0"/>
+                    </w:rPr>
+                  </m:ctrlPr>
+                </m:sSupPr>
+                <m:e>
+                  <m:r>
+                    <m:rPr>
+                      <m:scr m:val="double-struck"/>
+                    </m:rPr>
+                    <w:rPr>
+                      <w:rFonts w:ascii="Cambria Math" w:hAnsi="Cambria Math" w:cs="Arial"/>
+                      <w:color w:val="0070C0"/>
+                    </w:rPr>
+                    <m:t>R</m:t>
+                  </m:r>
+                </m:e>
+                <m:sup>
+                  <m:r>
+                    <w:rPr>
+                      <w:rFonts w:ascii="Cambria Math" w:hAnsi="Cambria Math" w:cs="Arial"/>
+                      <w:color w:val="0070C0"/>
+                    </w:rPr>
+                    <m:t>*</m:t>
+                  </m:r>
+                </m:sup>
+              </m:sSup>
+              <m:r>
+                <m:rPr>
+                  <m:scr m:val="double-struck"/>
+                </m:rPr>
+                <w:rPr>
+                  <w:rFonts w:ascii="Cambria Math" w:hAnsi="Cambria Math" w:cs="Arial"/>
+                  <w:color w:val="0070C0"/>
+                </w:rPr>
+                <m:t>→R:</m:t>
+              </m:r>
+              <m:r>
+                <w:rPr>
+                  <w:rFonts w:ascii="Cambria Math" w:hAnsi="Cambria Math" w:cs="Arial"/>
+                  <w:color w:val="0070C0"/>
+                </w:rPr>
+                <m:t>x↦</m:t>
+              </m:r>
+              <m:f>
+                <m:fPr>
+                  <m:ctrlPr>
+                    <w:rPr>
+                      <w:rFonts w:ascii="Cambria Math" w:hAnsi="Cambria Math" w:cs="Arial"/>
+                      <w:i/>
+                      <w:color w:val="0070C0"/>
+                    </w:rPr>
+                  </m:ctrlPr>
+                </m:fPr>
+                <m:num>
+                  <m:r>
+                    <w:rPr>
+                      <w:rFonts w:ascii="Cambria Math" w:hAnsi="Cambria Math" w:cs="Arial"/>
+                      <w:color w:val="0070C0"/>
+                    </w:rPr>
+                    <m:t>1</m:t>
+                  </m:r>
+                </m:num>
+                <m:den>
+                  <m:r>
+                    <w:rPr>
+                      <w:rFonts w:ascii="Cambria Math" w:hAnsi="Cambria Math" w:cs="Arial"/>
+                      <w:color w:val="0070C0"/>
+                    </w:rPr>
+                    <m:t>x</m:t>
+                  </m:r>
+                </m:den>
+              </m:f>
+            </m:oMath>
+            <w:r>
+              <w:rPr>
+                <w:rFonts w:eastAsiaTheme="minorEastAsia" w:cs="Arial"/>
+                <w:color w:val="0070C0"/>
+              </w:rPr>
+              <w:t xml:space="preserve"> </w:t>
+            </w:r>
+            <w:r>
+              <w:rPr>
+                <w:rFonts w:eastAsiaTheme="minorEastAsia" w:cs="Arial"/>
+                <w:color w:val="0070C0"/>
+              </w:rPr>
+              <w:br/>
+            </w:r>
+            <w:r>
+              <w:rPr>
+                <w:rFonts w:eastAsiaTheme="minorEastAsia" w:cs="Arial"/>
+                <w:b/>
+                <w:color w:val="0070C0"/>
+              </w:rPr>
+              <w:t>Propriété</w:t>
+            </w:r>
+            <w:r>
+              <w:rPr>
+                <w:rFonts w:eastAsiaTheme="minorEastAsia" w:cs="Arial"/>
+                <w:color w:val="0070C0"/>
+              </w:rPr>
+              <w:t xml:space="preserve">. La fonction </w:t>
+            </w:r>
+            <w:r>
+              <w:rPr>
+                <w:rFonts w:cs="Arial"/>
+                <w:color w:val="0070C0"/>
+              </w:rPr>
+              <w:t xml:space="preserve">inverse </w:t>
+            </w:r>
+            <w:r>
+              <w:rPr>
+                <w:rFonts w:eastAsiaTheme="minorEastAsia" w:cs="Arial"/>
+                <w:color w:val="0070C0"/>
+              </w:rPr>
+              <w:t>est impaire.</w:t>
+            </w:r>
+          </w:p>
+          <w:p>
+            <w:pPr>
+              <w:rPr>
+                <w:rFonts w:cs="Arial"/>
+                <w:color w:val="0070C0"/>
+              </w:rPr>
+            </w:pPr>
+            <w:r>
+              <w:rPr>
+                <w:noProof/>
+                <w:color w:val="0070C0"/>
+              </w:rPr>
+              <w:drawing>
+                <wp:inline distT="0" distB="0" distL="0" distR="0" wp14:anchorId="62DA8861" wp14:editId="74AED5F0">
+                  <wp:extent cx="1714500" cy="1730933"/>
+                  <wp:effectExtent l="0" t="0" r="0" b="0"/>
+                  <wp:docPr id="3" name="Image 3"/>
+                  <wp:cNvGraphicFramePr>
+                    <a:graphicFrameLocks xmlns:a="http://schemas.openxmlformats.org/drawingml/2006/main" noChangeAspect="1"/>
+                  </wp:cNvGraphicFramePr>
+                  <a:graphic xmlns:a="http://schemas.openxmlformats.org/drawingml/2006/main">
+                    <a:graphicData uri="http://schemas.openxmlformats.org/drawingml/2006/picture">
+                      <pic:pic xmlns:pic="http://schemas.openxmlformats.org/drawingml/2006/picture">
+                        <pic:nvPicPr>
+                          <pic:cNvPr id="1" name=""/>
+                          <pic:cNvPicPr/>
+                        </pic:nvPicPr>
+                        <pic:blipFill>
+                          <a:blip r:embed="rId11"/>
+                          <a:stretch>
+                            <a:fillRect/>
+                          </a:stretch>
+                        </pic:blipFill>
+                        <pic:spPr>
+                          <a:xfrm>
+                            <a:off x="0" y="0"/>
+                            <a:ext cx="1717973" cy="1734439"/>
+                          </a:xfrm>
+                          <a:prstGeom prst="rect">
+                            <a:avLst/>
+                          </a:prstGeom>
+                        </pic:spPr>
+                      </pic:pic>
+                    </a:graphicData>
+                  </a:graphic>
+                </wp:inline>
+              </w:drawing>
+            </w:r>
+          </w:p>
+          <w:p>
+            <w:pPr>
+              <w:rPr>
+                <w:rFonts w:cs="Arial"/>
+                <w:b/>
+              </w:rPr>
+            </w:pPr>
+          </w:p>
+        </w:tc>
+        <w:tc>
+          <w:tcPr>
+            <w:tcW w:w="5303" w:type="dxa"/>
+          </w:tcPr>
+          <w:p>
+            <w:pPr>
+              <w:rPr>
+                <w:rFonts w:eastAsiaTheme="minorEastAsia" w:cs="Arial"/>
+                <w:color w:val="943634" w:themeColor="accent2" w:themeShade="BF"/>
+              </w:rPr>
+            </w:pPr>
+            <w:r>
+              <w:rPr>
+                <w:rFonts w:cs="Arial"/>
+                <w:b/>
+                <w:color w:val="943634" w:themeColor="accent2" w:themeShade="BF"/>
+              </w:rPr>
+              <w:t>Définition</w:t>
+            </w:r>
+            <w:r>
+              <w:rPr>
+                <w:rFonts w:cs="Arial"/>
+                <w:color w:val="943634" w:themeColor="accent2" w:themeShade="BF"/>
+              </w:rPr>
+              <w:t xml:space="preserve">. La </w:t>
+            </w:r>
+            <w:r>
+              <w:rPr>
+                <w:rFonts w:cs="Arial"/>
+                <w:b/>
+                <w:color w:val="943634" w:themeColor="accent2" w:themeShade="BF"/>
+              </w:rPr>
+              <w:t>fonction racine carrée</w:t>
+            </w:r>
+            <w:r>
+              <w:rPr>
+                <w:rFonts w:cs="Arial"/>
+                <w:color w:val="943634" w:themeColor="accent2" w:themeShade="BF"/>
+              </w:rPr>
+              <w:t xml:space="preserve"> est la fonction </w:t>
+            </w:r>
+            <m:oMath>
+              <m:r>
+                <w:rPr>
+                  <w:rFonts w:ascii="Cambria Math" w:hAnsi="Cambria Math" w:cs="Arial"/>
+                  <w:color w:val="943634" w:themeColor="accent2" w:themeShade="BF"/>
+                </w:rPr>
+                <m:t>f:[0;+∞[ →</m:t>
+              </m:r>
+              <m:r>
+                <m:rPr>
+                  <m:scr m:val="double-struck"/>
+                </m:rPr>
+                <w:rPr>
+                  <w:rFonts w:ascii="Cambria Math" w:hAnsi="Cambria Math" w:cs="Arial"/>
+                  <w:color w:val="943634" w:themeColor="accent2" w:themeShade="BF"/>
+                </w:rPr>
+                <m:t>R:</m:t>
+              </m:r>
+              <m:r>
+                <w:rPr>
+                  <w:rFonts w:ascii="Cambria Math" w:hAnsi="Cambria Math" w:cs="Arial"/>
+                  <w:color w:val="943634" w:themeColor="accent2" w:themeShade="BF"/>
+                </w:rPr>
+                <m:t>x↦</m:t>
+              </m:r>
+              <m:rad>
+                <m:radPr>
+                  <m:degHide m:val="1"/>
+                  <m:ctrlPr>
+                    <w:rPr>
+                      <w:rFonts w:ascii="Cambria Math" w:hAnsi="Cambria Math" w:cs="Arial"/>
+                      <w:i/>
+                      <w:color w:val="943634" w:themeColor="accent2" w:themeShade="BF"/>
+                    </w:rPr>
+                  </m:ctrlPr>
+                </m:radPr>
+                <m:deg/>
+                <m:e>
+                  <m:r>
+                    <w:rPr>
+                      <w:rFonts w:ascii="Cambria Math" w:hAnsi="Cambria Math" w:cs="Arial"/>
+                      <w:color w:val="943634" w:themeColor="accent2" w:themeShade="BF"/>
+                    </w:rPr>
+                    <m:t>x</m:t>
+                  </m:r>
+                </m:e>
+              </m:rad>
+            </m:oMath>
+            <w:r>
+              <w:rPr>
+                <w:rFonts w:eastAsiaTheme="minorEastAsia" w:cs="Arial"/>
+                <w:color w:val="943634" w:themeColor="accent2" w:themeShade="BF"/>
+              </w:rPr>
+              <w:t xml:space="preserve"> </w:t>
+            </w:r>
+          </w:p>
+          <w:p>
+            <w:pPr>
+              <w:rPr>
+                <w:rFonts w:cs="Arial"/>
+                <w:color w:val="943634" w:themeColor="accent2" w:themeShade="BF"/>
+              </w:rPr>
+            </w:pPr>
+            <w:r>
+              <w:rPr>
+                <w:noProof/>
+                <w:color w:val="943634" w:themeColor="accent2" w:themeShade="BF"/>
+              </w:rPr>
+              <w:drawing>
+                <wp:inline distT="0" distB="0" distL="0" distR="0" wp14:anchorId="754E9E1F" wp14:editId="6415016C">
+                  <wp:extent cx="2279650" cy="1497483"/>
+                  <wp:effectExtent l="0" t="0" r="0" b="0"/>
+                  <wp:docPr id="4" name="Image 4"/>
+                  <wp:cNvGraphicFramePr>
+                    <a:graphicFrameLocks xmlns:a="http://schemas.openxmlformats.org/drawingml/2006/main" noChangeAspect="1"/>
+                  </wp:cNvGraphicFramePr>
+                  <a:graphic xmlns:a="http://schemas.openxmlformats.org/drawingml/2006/main">
+                    <a:graphicData uri="http://schemas.openxmlformats.org/drawingml/2006/picture">
+                      <pic:pic xmlns:pic="http://schemas.openxmlformats.org/drawingml/2006/picture">
+                        <pic:nvPicPr>
+                          <pic:cNvPr id="1" name=""/>
+                          <pic:cNvPicPr/>
+                        </pic:nvPicPr>
+                        <pic:blipFill>
+                          <a:blip r:embed="rId12"/>
+                          <a:stretch>
+                            <a:fillRect/>
+                          </a:stretch>
+                        </pic:blipFill>
+                        <pic:spPr>
+                          <a:xfrm>
+                            <a:off x="0" y="0"/>
+                            <a:ext cx="2285487" cy="1501317"/>
+                          </a:xfrm>
+                          <a:prstGeom prst="rect">
+                            <a:avLst/>
+                          </a:prstGeom>
+                        </pic:spPr>
+                      </pic:pic>
+                    </a:graphicData>
+                  </a:graphic>
+                </wp:inline>
+              </w:drawing>
+            </w:r>
+          </w:p>
+          <w:p>
+            <w:pPr>
+              <w:rPr>
+                <w:rFonts w:cs="Arial"/>
+                <w:b/>
+              </w:rPr>
+            </w:pPr>
+          </w:p>
+        </w:tc>
+      </w:tr>
+      <w:tr>
+        <w:tc>
+          <w:tcPr>
+            <w:tcW w:w="5303" w:type="dxa"/>
+          </w:tcPr>
+          <w:p>
+            <w:pPr>
+              <w:rPr>
+                <w:rFonts w:eastAsiaTheme="minorEastAsia" w:cs="Arial"/>
+                <w:color w:val="5F497A" w:themeColor="accent4" w:themeShade="BF"/>
+              </w:rPr>
+            </w:pPr>
+            <w:r>
+              <w:rPr>
+                <w:rFonts w:cs="Arial"/>
+                <w:b/>
+                <w:color w:val="5F497A" w:themeColor="accent4" w:themeShade="BF"/>
+              </w:rPr>
+              <w:t>Définition</w:t>
+            </w:r>
+            <w:r>
+              <w:rPr>
+                <w:rFonts w:cs="Arial"/>
+                <w:color w:val="5F497A" w:themeColor="accent4" w:themeShade="BF"/>
+              </w:rPr>
+              <w:t xml:space="preserve">. Une </w:t>
+            </w:r>
+            <w:r>
+              <w:rPr>
+                <w:rFonts w:cs="Arial"/>
+                <w:b/>
+                <w:color w:val="5F497A" w:themeColor="accent4" w:themeShade="BF"/>
+              </w:rPr>
+              <w:t xml:space="preserve">fonction </w:t>
+            </w:r>
+            <w:r>
+              <w:rPr>
+                <w:rFonts w:eastAsiaTheme="minorEastAsia" w:cs="Arial"/>
+                <w:b/>
+                <w:color w:val="5F497A" w:themeColor="accent4" w:themeShade="BF"/>
+              </w:rPr>
+              <w:t>affine</w:t>
+            </w:r>
+            <w:r>
+              <w:rPr>
+                <w:rFonts w:eastAsiaTheme="minorEastAsia" w:cs="Arial"/>
+                <w:color w:val="5F497A" w:themeColor="accent4" w:themeShade="BF"/>
+              </w:rPr>
+              <w:t xml:space="preserve"> est une fonction de la forme </w:t>
+            </w:r>
+            <m:oMath>
+              <m:r>
+                <w:rPr>
+                  <w:rFonts w:ascii="Cambria Math" w:hAnsi="Cambria Math" w:cs="Arial"/>
+                  <w:color w:val="5F497A" w:themeColor="accent4" w:themeShade="BF"/>
+                </w:rPr>
+                <m:t>f</m:t>
+              </m:r>
+              <m:r>
+                <m:rPr>
+                  <m:scr m:val="double-struck"/>
+                </m:rPr>
+                <w:rPr>
+                  <w:rFonts w:ascii="Cambria Math" w:hAnsi="Cambria Math" w:cs="Arial"/>
+                  <w:color w:val="5F497A" w:themeColor="accent4" w:themeShade="BF"/>
+                </w:rPr>
+                <m:t>:R→R:</m:t>
+              </m:r>
+              <m:r>
+                <w:rPr>
+                  <w:rFonts w:ascii="Cambria Math" w:hAnsi="Cambria Math" w:cs="Arial"/>
+                  <w:color w:val="5F497A" w:themeColor="accent4" w:themeShade="BF"/>
+                </w:rPr>
+                <m:t>x↦mx+p</m:t>
+              </m:r>
+            </m:oMath>
+            <w:r>
+              <w:rPr>
+                <w:rFonts w:eastAsiaTheme="minorEastAsia" w:cs="Arial"/>
+                <w:color w:val="5F497A" w:themeColor="accent4" w:themeShade="BF"/>
+              </w:rPr>
+              <w:t xml:space="preserve"> où </w:t>
+            </w:r>
+            <m:oMath>
+              <m:r>
+                <w:rPr>
+                  <w:rFonts w:ascii="Cambria Math" w:eastAsiaTheme="minorEastAsia" w:hAnsi="Cambria Math" w:cs="Arial"/>
+                  <w:color w:val="5F497A" w:themeColor="accent4" w:themeShade="BF"/>
+                </w:rPr>
+                <m:t>m</m:t>
+              </m:r>
+            </m:oMath>
+            <w:r>
+              <w:rPr>
+                <w:rFonts w:eastAsiaTheme="minorEastAsia" w:cs="Arial"/>
+                <w:color w:val="5F497A" w:themeColor="accent4" w:themeShade="BF"/>
+              </w:rPr>
+              <w:t xml:space="preserve"> et </w:t>
+            </w:r>
+            <m:oMath>
+              <m:r>
+                <w:rPr>
+                  <w:rFonts w:ascii="Cambria Math" w:eastAsiaTheme="minorEastAsia" w:hAnsi="Cambria Math" w:cs="Arial"/>
+                  <w:color w:val="5F497A" w:themeColor="accent4" w:themeShade="BF"/>
+                </w:rPr>
+                <m:t>p</m:t>
+              </m:r>
+            </m:oMath>
+            <w:r>
+              <w:rPr>
+                <w:rFonts w:eastAsiaTheme="minorEastAsia" w:cs="Arial"/>
+                <w:color w:val="5F497A" w:themeColor="accent4" w:themeShade="BF"/>
+              </w:rPr>
+              <w:t xml:space="preserve"> sont des constantes réelles. </w:t>
+            </w:r>
+            <w:r>
+              <w:rPr>
+                <w:rFonts w:eastAsiaTheme="minorEastAsia" w:cs="Arial"/>
+                <w:color w:val="5F497A" w:themeColor="accent4" w:themeShade="BF"/>
+              </w:rPr>
+              <w:br/>
+            </w:r>
+            <w:r>
+              <w:rPr>
+                <w:rFonts w:eastAsiaTheme="minorEastAsia" w:cs="Arial"/>
+                <w:b/>
+                <w:color w:val="5F497A" w:themeColor="accent4" w:themeShade="BF"/>
+              </w:rPr>
+              <w:t>Propriété</w:t>
+            </w:r>
+            <w:r>
+              <w:rPr>
+                <w:rFonts w:eastAsiaTheme="minorEastAsia" w:cs="Arial"/>
+                <w:color w:val="5F497A" w:themeColor="accent4" w:themeShade="BF"/>
+              </w:rPr>
+              <w:t xml:space="preserve">. Une fonction est affine </w:t>
+            </w:r>
+            <w:proofErr w:type="spellStart"/>
+            <w:r>
+              <w:rPr>
+                <w:rFonts w:eastAsiaTheme="minorEastAsia" w:cs="Arial"/>
+                <w:color w:val="5F497A" w:themeColor="accent4" w:themeShade="BF"/>
+              </w:rPr>
+              <w:t>ssi</w:t>
+            </w:r>
+            <w:proofErr w:type="spellEnd"/>
+            <w:r>
+              <w:rPr>
+                <w:rFonts w:eastAsiaTheme="minorEastAsia" w:cs="Arial"/>
+                <w:color w:val="5F497A" w:themeColor="accent4" w:themeShade="BF"/>
+              </w:rPr>
+              <w:t xml:space="preserve"> sa courbe représentative est une droite.</w:t>
+            </w:r>
+          </w:p>
+          <w:p>
+            <w:pPr>
+              <w:rPr>
+                <w:rFonts w:cs="Arial"/>
+                <w:color w:val="5F497A" w:themeColor="accent4" w:themeShade="BF"/>
+              </w:rPr>
+            </w:pPr>
+            <w:r>
+              <w:rPr>
+                <w:noProof/>
+                <w:color w:val="5F497A" w:themeColor="accent4" w:themeShade="BF"/>
+              </w:rPr>
+              <w:drawing>
+                <wp:inline distT="0" distB="0" distL="0" distR="0" wp14:anchorId="7045BD99" wp14:editId="3E87967C">
+                  <wp:extent cx="2084358" cy="1279038"/>
+                  <wp:effectExtent l="0" t="0" r="0" b="0"/>
+                  <wp:docPr id="6" name="Image 6"/>
+                  <wp:cNvGraphicFramePr>
+                    <a:graphicFrameLocks xmlns:a="http://schemas.openxmlformats.org/drawingml/2006/main" noChangeAspect="1"/>
+                  </wp:cNvGraphicFramePr>
+                  <a:graphic xmlns:a="http://schemas.openxmlformats.org/drawingml/2006/main">
+                    <a:graphicData uri="http://schemas.openxmlformats.org/drawingml/2006/picture">
+                      <pic:pic xmlns:pic="http://schemas.openxmlformats.org/drawingml/2006/picture">
+                        <pic:nvPicPr>
+                          <pic:cNvPr id="1" name=""/>
+                          <pic:cNvPicPr/>
+                        </pic:nvPicPr>
+                        <pic:blipFill>
+                          <a:blip r:embed="rId13"/>
+                          <a:stretch>
+                            <a:fillRect/>
+                          </a:stretch>
+                        </pic:blipFill>
+                        <pic:spPr>
+                          <a:xfrm>
+                            <a:off x="0" y="0"/>
+                            <a:ext cx="2095653" cy="1285969"/>
+                          </a:xfrm>
+                          <a:prstGeom prst="rect">
+                            <a:avLst/>
+                          </a:prstGeom>
+                        </pic:spPr>
+                      </pic:pic>
+                    </a:graphicData>
+                  </a:graphic>
+                </wp:inline>
+              </w:drawing>
+            </w:r>
+          </w:p>
+          <w:p>
+            <w:pPr>
+              <w:rPr>
+                <w:rFonts w:cs="Arial"/>
+                <w:b/>
+                <w:color w:val="5F497A" w:themeColor="accent4" w:themeShade="BF"/>
+              </w:rPr>
+            </w:pPr>
+          </w:p>
+        </w:tc>
+        <w:tc>
+          <w:tcPr>
+            <w:tcW w:w="5303" w:type="dxa"/>
+          </w:tcPr>
+          <w:p>
+            <w:pPr>
+              <w:rPr>
+                <w:rFonts w:eastAsiaTheme="minorEastAsia" w:cs="Arial"/>
+                <w:color w:val="4F6228" w:themeColor="accent3" w:themeShade="80"/>
+              </w:rPr>
+            </w:pPr>
+            <w:r>
+              <w:rPr>
+                <w:rFonts w:cs="Arial"/>
+                <w:b/>
+                <w:color w:val="4F6228" w:themeColor="accent3" w:themeShade="80"/>
+              </w:rPr>
+              <w:t>Définition</w:t>
+            </w:r>
+            <w:r>
+              <w:rPr>
+                <w:rFonts w:cs="Arial"/>
+                <w:color w:val="4F6228" w:themeColor="accent3" w:themeShade="80"/>
+              </w:rPr>
+              <w:t xml:space="preserve">. La </w:t>
+            </w:r>
+            <w:r>
+              <w:rPr>
+                <w:rFonts w:cs="Arial"/>
+                <w:b/>
+                <w:color w:val="4F6228" w:themeColor="accent3" w:themeShade="80"/>
+              </w:rPr>
+              <w:t xml:space="preserve">fonction </w:t>
+            </w:r>
+            <w:r>
+              <w:rPr>
+                <w:rFonts w:eastAsiaTheme="minorEastAsia" w:cs="Arial"/>
+                <w:b/>
+                <w:color w:val="4F6228" w:themeColor="accent3" w:themeShade="80"/>
+              </w:rPr>
+              <w:t>identité</w:t>
+            </w:r>
+            <w:r>
+              <w:rPr>
+                <w:rFonts w:cs="Arial"/>
+                <w:color w:val="4F6228" w:themeColor="accent3" w:themeShade="80"/>
+              </w:rPr>
+              <w:t xml:space="preserve"> est la fonction </w:t>
+            </w:r>
+            <m:oMath>
+              <m:r>
+                <w:rPr>
+                  <w:rFonts w:ascii="Cambria Math" w:hAnsi="Cambria Math" w:cs="Arial"/>
+                  <w:color w:val="4F6228" w:themeColor="accent3" w:themeShade="80"/>
+                </w:rPr>
+                <m:t>f</m:t>
+              </m:r>
+              <m:r>
+                <m:rPr>
+                  <m:scr m:val="double-struck"/>
+                </m:rPr>
+                <w:rPr>
+                  <w:rFonts w:ascii="Cambria Math" w:hAnsi="Cambria Math" w:cs="Arial"/>
+                  <w:color w:val="4F6228" w:themeColor="accent3" w:themeShade="80"/>
+                </w:rPr>
+                <m:t>:R→R:</m:t>
+              </m:r>
+              <m:r>
+                <w:rPr>
+                  <w:rFonts w:ascii="Cambria Math" w:hAnsi="Cambria Math" w:cs="Arial"/>
+                  <w:color w:val="4F6228" w:themeColor="accent3" w:themeShade="80"/>
+                </w:rPr>
+                <m:t>x↦x</m:t>
+              </m:r>
+            </m:oMath>
+            <w:r>
+              <w:rPr>
+                <w:rFonts w:eastAsiaTheme="minorEastAsia" w:cs="Arial"/>
+                <w:color w:val="4F6228" w:themeColor="accent3" w:themeShade="80"/>
+              </w:rPr>
+              <w:br/>
+            </w:r>
+            <w:r>
+              <w:rPr>
+                <w:rFonts w:eastAsiaTheme="minorEastAsia" w:cs="Arial"/>
+                <w:b/>
+                <w:color w:val="4F6228" w:themeColor="accent3" w:themeShade="80"/>
+              </w:rPr>
+              <w:t>Propriété</w:t>
+            </w:r>
+            <w:r>
+              <w:rPr>
+                <w:rFonts w:eastAsiaTheme="minorEastAsia" w:cs="Arial"/>
+                <w:color w:val="4F6228" w:themeColor="accent3" w:themeShade="80"/>
+              </w:rPr>
+              <w:t>. La fonction identité est impaire.</w:t>
+            </w:r>
+          </w:p>
+          <w:p>
+            <w:pPr>
+              <w:rPr>
+                <w:rFonts w:eastAsiaTheme="minorEastAsia" w:cs="Arial"/>
+              </w:rPr>
+            </w:pPr>
+            <w:r>
+              <w:rPr>
+                <w:noProof/>
+              </w:rPr>
+              <w:drawing>
+                <wp:inline distT="0" distB="0" distL="0" distR="0" wp14:anchorId="162BF083" wp14:editId="2EB68956">
+                  <wp:extent cx="2445880" cy="1852435"/>
+                  <wp:effectExtent l="0" t="0" r="0" b="0"/>
+                  <wp:docPr id="7" name="Image 7"/>
+                  <wp:cNvGraphicFramePr>
+                    <a:graphicFrameLocks xmlns:a="http://schemas.openxmlformats.org/drawingml/2006/main" noChangeAspect="1"/>
+                  </wp:cNvGraphicFramePr>
+                  <a:graphic xmlns:a="http://schemas.openxmlformats.org/drawingml/2006/main">
+                    <a:graphicData uri="http://schemas.openxmlformats.org/drawingml/2006/picture">
+                      <pic:pic xmlns:pic="http://schemas.openxmlformats.org/drawingml/2006/picture">
+                        <pic:nvPicPr>
+                          <pic:cNvPr id="1" name=""/>
+                          <pic:cNvPicPr/>
+                        </pic:nvPicPr>
+                        <pic:blipFill>
+                          <a:blip r:embed="rId14"/>
+                          <a:stretch>
+                            <a:fillRect/>
+                          </a:stretch>
+                        </pic:blipFill>
+                        <pic:spPr>
+                          <a:xfrm>
+                            <a:off x="0" y="0"/>
+                            <a:ext cx="2450256" cy="1855749"/>
+                          </a:xfrm>
+                          <a:prstGeom prst="rect">
+                            <a:avLst/>
+                          </a:prstGeom>
+                        </pic:spPr>
+                      </pic:pic>
+                    </a:graphicData>
+                  </a:graphic>
+                </wp:inline>
+              </w:drawing>
+            </w:r>
+          </w:p>
+          <w:p>
+            <w:pPr>
+              <w:rPr>
+                <w:rFonts w:cs="Arial"/>
+                <w:b/>
+              </w:rPr>
+            </w:pPr>
+          </w:p>
+        </w:tc>
+      </w:tr>
+    </w:tbl>
+    <w:p>
+      <w:pPr>
+        <w:rPr>
+          <w:rFonts w:cs="Arial"/>
+        </w:rPr>
+      </w:pPr>
     </w:p>
     <w:p>
       <w:pPr>
         <w:rPr>
-          <w:rFonts w:eastAsiaTheme="minorEastAsia" w:cs="Arial"/>
-        </w:rPr>
-      </w:pPr>
-      <w:r>
-        <w:rPr>
-          <w:rFonts w:cs="Arial"/>
-          <w:b/>
-        </w:rPr>
-        <w:t>Définition</w:t>
-      </w:r>
-      <w:r>
-        <w:rPr>
-          <w:rFonts w:cs="Arial"/>
-        </w:rPr>
-        <w:t xml:space="preserve">. La </w:t>
-      </w:r>
-      <w:r>
-        <w:rPr>
-          <w:rFonts w:cs="Arial"/>
-          <w:b/>
-        </w:rPr>
-        <w:t xml:space="preserve">fonction </w:t>
-      </w:r>
-      <w:r>
-        <w:rPr>
-          <w:rFonts w:eastAsiaTheme="minorEastAsia" w:cs="Arial"/>
-          <w:b/>
-        </w:rPr>
-        <w:t>identité</w:t>
-      </w:r>
-      <w:r>
-        <w:rPr>
-          <w:rFonts w:cs="Arial"/>
-        </w:rPr>
-        <w:t xml:space="preserve"> est la fonction </w:t>
-      </w:r>
-      <m:oMath>
-        <m:r>
-          <w:rPr>
-            <w:rFonts w:ascii="Cambria Math" w:hAnsi="Cambria Math" w:cs="Arial"/>
-          </w:rPr>
-          <m:t>f:</m:t>
-        </m:r>
-        <m:r>
-          <m:rPr>
-            <m:scr m:val="double-struck"/>
-          </m:rPr>
-          <w:rPr>
-            <w:rFonts w:ascii="Cambria Math" w:hAnsi="Cambria Math" w:cs="Arial"/>
-          </w:rPr>
-          <m:t>R→R:</m:t>
-        </m:r>
-        <m:r>
-          <w:rPr>
-            <w:rFonts w:ascii="Cambria Math" w:hAnsi="Cambria Math" w:cs="Arial"/>
-          </w:rPr>
-          <m:t>x↦x</m:t>
-        </m:r>
-      </m:oMath>
-      <w:r>
-        <w:rPr>
-          <w:rFonts w:eastAsiaTheme="minorEastAsia" w:cs="Arial"/>
-        </w:rPr>
-        <w:t xml:space="preserve"> </w:t>
-      </w:r>
-      <w:r>
-        <w:rPr>
-          <w:rFonts w:eastAsiaTheme="minorEastAsia" w:cs="Arial"/>
-        </w:rPr>
-        <w:br/>
-      </w:r>
-      <w:r>
-        <w:rPr>
-          <w:rFonts w:eastAsiaTheme="minorEastAsia" w:cs="Arial"/>
-          <w:b/>
-        </w:rPr>
-        <w:t>Propriété</w:t>
-      </w:r>
-      <w:r>
-        <w:rPr>
-          <w:rFonts w:eastAsiaTheme="minorEastAsia" w:cs="Arial"/>
-        </w:rPr>
-        <w:t>. La fonction identité est impaire.</w:t>
-      </w:r>
-    </w:p>
-    <w:p>
-      <w:pPr>
-        <w:rPr>
-          <w:rFonts w:eastAsiaTheme="minorEastAsia" w:cs="Arial"/>
-        </w:rPr>
-      </w:pPr>
-      <w:r>
-        <w:rPr>
-          <w:rFonts w:cs="Arial"/>
-          <w:b/>
-        </w:rPr>
-        <w:t>Définition</w:t>
-      </w:r>
-      <w:r>
-        <w:rPr>
-          <w:rFonts w:cs="Arial"/>
-        </w:rPr>
-        <w:t xml:space="preserve">. La </w:t>
-      </w:r>
-      <w:r>
-        <w:rPr>
-          <w:rFonts w:cs="Arial"/>
-          <w:b/>
-        </w:rPr>
-        <w:t>fonction carrée</w:t>
-      </w:r>
-      <w:r>
-        <w:rPr>
-          <w:rFonts w:cs="Arial"/>
-        </w:rPr>
-        <w:t xml:space="preserve"> est la fonction </w:t>
-      </w:r>
-      <m:oMath>
-        <m:r>
-          <w:rPr>
-            <w:rFonts w:ascii="Cambria Math" w:hAnsi="Cambria Math" w:cs="Arial"/>
-          </w:rPr>
-          <m:t>f:</m:t>
-        </m:r>
-        <m:r>
-          <m:rPr>
-            <m:scr m:val="double-struck"/>
-          </m:rPr>
-          <w:rPr>
-            <w:rFonts w:ascii="Cambria Math" w:hAnsi="Cambria Math" w:cs="Arial"/>
-          </w:rPr>
-          <m:t>R→R:</m:t>
-        </m:r>
-        <m:r>
-          <w:rPr>
-            <w:rFonts w:ascii="Cambria Math" w:hAnsi="Cambria Math" w:cs="Arial"/>
-          </w:rPr>
-          <m:t>x↦</m:t>
-        </m:r>
-        <m:sSup>
-          <m:sSupPr>
-            <m:ctrlPr>
-              <w:rPr>
-                <w:rFonts w:ascii="Cambria Math" w:hAnsi="Cambria Math" w:cs="Arial"/>
-                <w:i/>
-              </w:rPr>
-            </m:ctrlPr>
-          </m:sSupPr>
-          <m:e>
-            <m:r>
-              <w:rPr>
-                <w:rFonts w:ascii="Cambria Math" w:hAnsi="Cambria Math" w:cs="Arial"/>
-              </w:rPr>
-              <m:t>x</m:t>
-            </m:r>
-          </m:e>
-          <m:sup>
-            <m:r>
-              <w:rPr>
-                <w:rFonts w:ascii="Cambria Math" w:hAnsi="Cambria Math" w:cs="Arial"/>
-              </w:rPr>
-              <m:t>2</m:t>
-            </m:r>
-          </m:sup>
-        </m:sSup>
-      </m:oMath>
-      <w:r>
-        <w:rPr>
-          <w:rFonts w:eastAsiaTheme="minorEastAsia" w:cs="Arial"/>
-        </w:rPr>
-        <w:t xml:space="preserve"> </w:t>
-      </w:r>
-      <w:r>
-        <w:rPr>
-          <w:rFonts w:eastAsiaTheme="minorEastAsia" w:cs="Arial"/>
-        </w:rPr>
-        <w:br/>
-      </w:r>
-      <w:r>
-        <w:rPr>
-          <w:rFonts w:eastAsiaTheme="minorEastAsia" w:cs="Arial"/>
-          <w:b/>
-        </w:rPr>
-        <w:t>Propriété</w:t>
-      </w:r>
-      <w:r>
-        <w:rPr>
-          <w:rFonts w:eastAsiaTheme="minorEastAsia" w:cs="Arial"/>
-        </w:rPr>
-        <w:t>. La fonction carrée est paire.</w:t>
-      </w:r>
-    </w:p>
-    <w:p>
-      <w:pPr>
-        <w:rPr>
-          <w:rFonts w:cs="Arial"/>
-        </w:rPr>
-      </w:pPr>
-      <w:r>
-        <w:rPr>
-          <w:rFonts w:cs="Arial"/>
-          <w:b/>
-        </w:rPr>
-        <w:t>Définition</w:t>
-      </w:r>
-      <w:r>
-        <w:rPr>
-          <w:rFonts w:cs="Arial"/>
-        </w:rPr>
-        <w:t xml:space="preserve">. La </w:t>
-      </w:r>
-      <w:r>
-        <w:rPr>
-          <w:rFonts w:cs="Arial"/>
-          <w:b/>
-        </w:rPr>
-        <w:t>fonction cube</w:t>
-      </w:r>
-      <w:r>
-        <w:rPr>
-          <w:rFonts w:cs="Arial"/>
-        </w:rPr>
-        <w:t xml:space="preserve"> est la fonction </w:t>
-      </w:r>
-      <m:oMath>
-        <m:r>
-          <w:rPr>
-            <w:rFonts w:ascii="Cambria Math" w:hAnsi="Cambria Math" w:cs="Arial"/>
-          </w:rPr>
-          <m:t>f:</m:t>
-        </m:r>
-        <m:r>
-          <m:rPr>
-            <m:scr m:val="double-struck"/>
-          </m:rPr>
-          <w:rPr>
-            <w:rFonts w:ascii="Cambria Math" w:hAnsi="Cambria Math" w:cs="Arial"/>
-          </w:rPr>
-          <m:t>R→R:</m:t>
-        </m:r>
-        <m:r>
-          <w:rPr>
-            <w:rFonts w:ascii="Cambria Math" w:hAnsi="Cambria Math" w:cs="Arial"/>
-          </w:rPr>
-          <m:t>x↦</m:t>
-        </m:r>
-        <m:sSup>
-          <m:sSupPr>
-            <m:ctrlPr>
-              <w:rPr>
-                <w:rFonts w:ascii="Cambria Math" w:hAnsi="Cambria Math" w:cs="Arial"/>
-                <w:i/>
-              </w:rPr>
-            </m:ctrlPr>
-          </m:sSupPr>
-          <m:e>
-            <m:r>
-              <w:rPr>
-                <w:rFonts w:ascii="Cambria Math" w:hAnsi="Cambria Math" w:cs="Arial"/>
-              </w:rPr>
-              <m:t>x</m:t>
-            </m:r>
-          </m:e>
-          <m:sup>
-            <m:r>
-              <w:rPr>
-                <w:rFonts w:ascii="Cambria Math" w:hAnsi="Cambria Math" w:cs="Arial"/>
-              </w:rPr>
-              <m:t>3</m:t>
-            </m:r>
-          </m:sup>
-        </m:sSup>
-      </m:oMath>
-      <w:r>
-        <w:rPr>
-          <w:rFonts w:eastAsiaTheme="minorEastAsia" w:cs="Arial"/>
-        </w:rPr>
-        <w:t xml:space="preserve"> </w:t>
-      </w:r>
-      <w:r>
-        <w:rPr>
-          <w:rFonts w:eastAsiaTheme="minorEastAsia" w:cs="Arial"/>
-        </w:rPr>
-        <w:br/>
-      </w:r>
-      <w:r>
-        <w:rPr>
-          <w:rFonts w:eastAsiaTheme="minorEastAsia" w:cs="Arial"/>
-          <w:b/>
-        </w:rPr>
-        <w:t>Propriété</w:t>
-      </w:r>
-      <w:r>
-        <w:rPr>
-          <w:rFonts w:eastAsiaTheme="minorEastAsia" w:cs="Arial"/>
-        </w:rPr>
-        <w:t>. La fonction cube</w:t>
-      </w:r>
-      <w:r>
-        <w:rPr>
-          <w:rFonts w:cs="Arial"/>
-        </w:rPr>
-        <w:t xml:space="preserve"> </w:t>
-      </w:r>
-      <w:r>
-        <w:rPr>
-          <w:rFonts w:eastAsiaTheme="minorEastAsia" w:cs="Arial"/>
-        </w:rPr>
-        <w:t>est impaire.</w:t>
-      </w:r>
-    </w:p>
-    <w:p>
-      <w:pPr>
-        <w:rPr>
-          <w:rFonts w:cs="Arial"/>
-        </w:rPr>
-      </w:pPr>
-      <w:r>
-        <w:rPr>
-          <w:rFonts w:cs="Arial"/>
-          <w:b/>
-        </w:rPr>
-        <w:t>Définition</w:t>
-      </w:r>
-      <w:r>
-        <w:rPr>
-          <w:rFonts w:cs="Arial"/>
-        </w:rPr>
-        <w:t xml:space="preserve">. La </w:t>
-      </w:r>
-      <w:r>
-        <w:rPr>
-          <w:rFonts w:cs="Arial"/>
-          <w:b/>
-        </w:rPr>
-        <w:t xml:space="preserve">fonction </w:t>
-      </w:r>
-      <w:r>
-        <w:rPr>
-          <w:rFonts w:cs="Arial"/>
-          <w:b/>
-        </w:rPr>
-        <w:t>inverse</w:t>
-      </w:r>
-      <w:r>
-        <w:rPr>
-          <w:rFonts w:cs="Arial"/>
-        </w:rPr>
-        <w:t xml:space="preserve"> est la fonction </w:t>
-      </w:r>
-      <m:oMath>
-        <m:r>
-          <w:rPr>
-            <w:rFonts w:ascii="Cambria Math" w:hAnsi="Cambria Math" w:cs="Arial"/>
-          </w:rPr>
-          <m:t>f:</m:t>
-        </m:r>
-        <m:sSup>
-          <m:sSupPr>
-            <m:ctrlPr>
-              <w:rPr>
-                <w:rFonts w:ascii="Cambria Math" w:hAnsi="Cambria Math" w:cs="Arial"/>
-                <w:i/>
-              </w:rPr>
-            </m:ctrlPr>
-          </m:sSupPr>
-          <m:e>
-            <m:r>
-              <m:rPr>
-                <m:scr m:val="double-struck"/>
-              </m:rPr>
-              <w:rPr>
-                <w:rFonts w:ascii="Cambria Math" w:hAnsi="Cambria Math" w:cs="Arial"/>
-              </w:rPr>
-              <m:t>R</m:t>
-            </m:r>
-          </m:e>
-          <m:sup>
-            <m:r>
-              <w:rPr>
-                <w:rFonts w:ascii="Cambria Math" w:hAnsi="Cambria Math" w:cs="Arial"/>
-              </w:rPr>
-              <m:t>*</m:t>
-            </m:r>
-          </m:sup>
-        </m:sSup>
-        <m:r>
-          <m:rPr>
-            <m:scr m:val="double-struck"/>
-          </m:rPr>
-          <w:rPr>
-            <w:rFonts w:ascii="Cambria Math" w:hAnsi="Cambria Math" w:cs="Arial"/>
-          </w:rPr>
-          <m:t>→R:</m:t>
-        </m:r>
-        <m:r>
-          <w:rPr>
-            <w:rFonts w:ascii="Cambria Math" w:hAnsi="Cambria Math" w:cs="Arial"/>
-          </w:rPr>
-          <m:t>x↦</m:t>
-        </m:r>
-        <m:f>
-          <m:fPr>
-            <m:ctrlPr>
-              <w:rPr>
-                <w:rFonts w:ascii="Cambria Math" w:hAnsi="Cambria Math" w:cs="Arial"/>
-                <w:i/>
-              </w:rPr>
-            </m:ctrlPr>
-          </m:fPr>
-          <m:num>
-            <m:r>
-              <w:rPr>
-                <w:rFonts w:ascii="Cambria Math" w:hAnsi="Cambria Math" w:cs="Arial"/>
-              </w:rPr>
-              <m:t>1</m:t>
-            </m:r>
-          </m:num>
-          <m:den>
-            <m:r>
-              <w:rPr>
-                <w:rFonts w:ascii="Cambria Math" w:hAnsi="Cambria Math" w:cs="Arial"/>
-              </w:rPr>
-              <m:t>x</m:t>
-            </m:r>
-          </m:den>
-        </m:f>
-      </m:oMath>
-      <w:r>
-        <w:rPr>
-          <w:rFonts w:eastAsiaTheme="minorEastAsia" w:cs="Arial"/>
-        </w:rPr>
-        <w:t xml:space="preserve"> </w:t>
-      </w:r>
-      <w:r>
-        <w:rPr>
-          <w:rFonts w:eastAsiaTheme="minorEastAsia" w:cs="Arial"/>
-        </w:rPr>
-        <w:br/>
-      </w:r>
-      <w:r>
-        <w:rPr>
-          <w:rFonts w:eastAsiaTheme="minorEastAsia" w:cs="Arial"/>
-          <w:b/>
-        </w:rPr>
-        <w:t>Propriété</w:t>
-      </w:r>
-      <w:r>
-        <w:rPr>
-          <w:rFonts w:eastAsiaTheme="minorEastAsia" w:cs="Arial"/>
-        </w:rPr>
-        <w:t xml:space="preserve">. La fonction </w:t>
-      </w:r>
-      <w:r>
-        <w:rPr>
-          <w:rFonts w:cs="Arial"/>
-        </w:rPr>
-        <w:t xml:space="preserve">inverse </w:t>
-      </w:r>
-      <w:r>
-        <w:rPr>
-          <w:rFonts w:eastAsiaTheme="minorEastAsia" w:cs="Arial"/>
-        </w:rPr>
-        <w:t xml:space="preserve">est </w:t>
-      </w:r>
-      <w:r>
-        <w:rPr>
-          <w:rFonts w:eastAsiaTheme="minorEastAsia" w:cs="Arial"/>
-        </w:rPr>
-        <w:t>im</w:t>
-      </w:r>
-      <w:r>
-        <w:rPr>
-          <w:rFonts w:eastAsiaTheme="minorEastAsia" w:cs="Arial"/>
-        </w:rPr>
-        <w:t>paire.</w:t>
-      </w:r>
-    </w:p>
-    <w:p>
-      <w:pPr>
-        <w:rPr>
-          <w:rFonts w:cs="Arial"/>
-        </w:rPr>
-      </w:pPr>
-      <w:r>
-        <w:rPr>
-          <w:rFonts w:cs="Arial"/>
-          <w:b/>
-        </w:rPr>
-        <w:t>Définition</w:t>
-      </w:r>
-      <w:r>
-        <w:rPr>
-          <w:rFonts w:cs="Arial"/>
-        </w:rPr>
-        <w:t xml:space="preserve">. La </w:t>
-      </w:r>
-      <w:r>
-        <w:rPr>
-          <w:rFonts w:cs="Arial"/>
-          <w:b/>
-        </w:rPr>
-        <w:t xml:space="preserve">fonction </w:t>
-      </w:r>
-      <w:r>
-        <w:rPr>
-          <w:rFonts w:cs="Arial"/>
-          <w:b/>
-        </w:rPr>
-        <w:t xml:space="preserve">racine </w:t>
-      </w:r>
-      <w:r>
-        <w:rPr>
-          <w:rFonts w:cs="Arial"/>
-          <w:b/>
-        </w:rPr>
-        <w:t>carrée</w:t>
-      </w:r>
-      <w:r>
-        <w:rPr>
-          <w:rFonts w:cs="Arial"/>
-        </w:rPr>
-        <w:t xml:space="preserve"> est la fonction </w:t>
-      </w:r>
-      <m:oMath>
-        <m:r>
-          <w:rPr>
-            <w:rFonts w:ascii="Cambria Math" w:hAnsi="Cambria Math" w:cs="Arial"/>
-          </w:rPr>
-          <m:t>f:</m:t>
-        </m:r>
-        <m:r>
-          <w:rPr>
-            <w:rFonts w:ascii="Cambria Math" w:hAnsi="Cambria Math" w:cs="Arial"/>
-          </w:rPr>
-          <m:t>[0;+∞[</m:t>
-        </m:r>
-        <m:r>
-          <w:rPr>
-            <w:rFonts w:ascii="Cambria Math" w:hAnsi="Cambria Math" w:cs="Arial"/>
-          </w:rPr>
-          <m:t xml:space="preserve"> </m:t>
-        </m:r>
-        <m:r>
-          <m:rPr>
-            <m:scr m:val="double-struck"/>
-          </m:rPr>
-          <w:rPr>
-            <w:rFonts w:ascii="Cambria Math" w:hAnsi="Cambria Math" w:cs="Arial"/>
-          </w:rPr>
-          <m:t>→R:</m:t>
-        </m:r>
-        <m:r>
-          <w:rPr>
-            <w:rFonts w:ascii="Cambria Math" w:hAnsi="Cambria Math" w:cs="Arial"/>
-          </w:rPr>
-          <m:t>x↦</m:t>
-        </m:r>
-        <m:rad>
-          <m:radPr>
-            <m:degHide m:val="1"/>
-            <m:ctrlPr>
-              <w:rPr>
-                <w:rFonts w:ascii="Cambria Math" w:hAnsi="Cambria Math" w:cs="Arial"/>
-                <w:i/>
-              </w:rPr>
-            </m:ctrlPr>
-          </m:radPr>
-          <m:deg/>
-          <m:e>
-            <m:r>
-              <w:rPr>
-                <w:rFonts w:ascii="Cambria Math" w:hAnsi="Cambria Math" w:cs="Arial"/>
-              </w:rPr>
-              <m:t>x</m:t>
-            </m:r>
-          </m:e>
-        </m:rad>
-      </m:oMath>
-      <w:r>
-        <w:rPr>
-          <w:rFonts w:eastAsiaTheme="minorEastAsia" w:cs="Arial"/>
-        </w:rPr>
-        <w:t xml:space="preserve"> </w:t>
-      </w:r>
-    </w:p>
-    <w:p>
-      <w:pPr>
-        <w:rPr>
-          <w:rFonts w:cs="Arial"/>
-        </w:rPr>
-      </w:pPr>
-      <w:r>
-        <w:rPr>
-          <w:rFonts w:cs="Arial"/>
-          <w:b/>
-        </w:rPr>
-        <w:t>Définition</w:t>
-      </w:r>
-      <w:r>
-        <w:rPr>
-          <w:rFonts w:cs="Arial"/>
-        </w:rPr>
-        <w:t xml:space="preserve">. </w:t>
-      </w:r>
-      <w:r>
-        <w:rPr>
-          <w:rFonts w:cs="Arial"/>
-        </w:rPr>
-        <w:t>Une</w:t>
-      </w:r>
-      <w:r>
-        <w:rPr>
-          <w:rFonts w:cs="Arial"/>
-        </w:rPr>
-        <w:t xml:space="preserve"> </w:t>
-      </w:r>
-      <w:r>
-        <w:rPr>
-          <w:rFonts w:cs="Arial"/>
-          <w:b/>
-        </w:rPr>
-        <w:t xml:space="preserve">fonction </w:t>
-      </w:r>
-      <w:r>
-        <w:rPr>
-          <w:rFonts w:eastAsiaTheme="minorEastAsia" w:cs="Arial"/>
-          <w:b/>
-        </w:rPr>
-        <w:t>affine</w:t>
-      </w:r>
-      <w:r>
-        <w:rPr>
-          <w:rFonts w:eastAsiaTheme="minorEastAsia" w:cs="Arial"/>
-        </w:rPr>
-        <w:t xml:space="preserve"> est une fonction de la forme </w:t>
-      </w:r>
-      <m:oMath>
-        <m:r>
-          <w:rPr>
-            <w:rFonts w:ascii="Cambria Math" w:hAnsi="Cambria Math" w:cs="Arial"/>
-          </w:rPr>
-          <m:t>f:</m:t>
-        </m:r>
-        <m:r>
-          <m:rPr>
-            <m:scr m:val="double-struck"/>
-          </m:rPr>
-          <w:rPr>
-            <w:rFonts w:ascii="Cambria Math" w:hAnsi="Cambria Math" w:cs="Arial"/>
-          </w:rPr>
-          <m:t>R→R:</m:t>
-        </m:r>
-        <m:r>
-          <w:rPr>
-            <w:rFonts w:ascii="Cambria Math" w:hAnsi="Cambria Math" w:cs="Arial"/>
-          </w:rPr>
-          <m:t>x↦</m:t>
-        </m:r>
-        <m:r>
-          <w:rPr>
-            <w:rFonts w:ascii="Cambria Math" w:hAnsi="Cambria Math" w:cs="Arial"/>
-          </w:rPr>
-          <m:t>m</m:t>
-        </m:r>
-        <m:r>
-          <w:rPr>
-            <w:rFonts w:ascii="Cambria Math" w:hAnsi="Cambria Math" w:cs="Arial"/>
-          </w:rPr>
-          <m:t>x</m:t>
-        </m:r>
-        <m:r>
-          <w:rPr>
-            <w:rFonts w:ascii="Cambria Math" w:hAnsi="Cambria Math" w:cs="Arial"/>
-          </w:rPr>
-          <m:t>+p</m:t>
-        </m:r>
-      </m:oMath>
-      <w:r>
-        <w:rPr>
-          <w:rFonts w:eastAsiaTheme="minorEastAsia" w:cs="Arial"/>
-        </w:rPr>
-        <w:t xml:space="preserve"> </w:t>
-      </w:r>
-      <w:r>
-        <w:rPr>
-          <w:rFonts w:eastAsiaTheme="minorEastAsia" w:cs="Arial"/>
-        </w:rPr>
-        <w:t xml:space="preserve">où </w:t>
-      </w:r>
-      <m:oMath>
-        <m:r>
-          <w:rPr>
-            <w:rFonts w:ascii="Cambria Math" w:eastAsiaTheme="minorEastAsia" w:hAnsi="Cambria Math" w:cs="Arial"/>
-          </w:rPr>
-          <m:t>m</m:t>
-        </m:r>
-      </m:oMath>
-      <w:r>
-        <w:rPr>
-          <w:rFonts w:eastAsiaTheme="minorEastAsia" w:cs="Arial"/>
-        </w:rPr>
-        <w:t xml:space="preserve"> et </w:t>
-      </w:r>
-      <m:oMath>
-        <m:r>
-          <w:rPr>
-            <w:rFonts w:ascii="Cambria Math" w:eastAsiaTheme="minorEastAsia" w:hAnsi="Cambria Math" w:cs="Arial"/>
-          </w:rPr>
-          <m:t>p</m:t>
-        </m:r>
-      </m:oMath>
-      <w:r>
-        <w:rPr>
-          <w:rFonts w:eastAsiaTheme="minorEastAsia" w:cs="Arial"/>
-        </w:rPr>
-        <w:t xml:space="preserve"> sont des constantes réelles. </w:t>
-      </w:r>
-      <w:r>
-        <w:rPr>
-          <w:rFonts w:eastAsiaTheme="minorEastAsia" w:cs="Arial"/>
-        </w:rPr>
-        <w:br/>
-      </w:r>
-      <w:r>
-        <w:rPr>
-          <w:rFonts w:eastAsiaTheme="minorEastAsia" w:cs="Arial"/>
-          <w:b/>
-        </w:rPr>
-        <w:t>Propriété</w:t>
-      </w:r>
-      <w:r>
-        <w:rPr>
-          <w:rFonts w:eastAsiaTheme="minorEastAsia" w:cs="Arial"/>
-        </w:rPr>
-        <w:t xml:space="preserve">. </w:t>
-      </w:r>
-      <w:r>
-        <w:rPr>
-          <w:rFonts w:eastAsiaTheme="minorEastAsia" w:cs="Arial"/>
-        </w:rPr>
-        <w:t xml:space="preserve">Une fonction est affine </w:t>
-      </w:r>
-      <w:proofErr w:type="spellStart"/>
-      <w:r>
-        <w:rPr>
-          <w:rFonts w:eastAsiaTheme="minorEastAsia" w:cs="Arial"/>
-        </w:rPr>
-        <w:t>ssi</w:t>
-      </w:r>
-      <w:proofErr w:type="spellEnd"/>
-      <w:r>
-        <w:rPr>
-          <w:rFonts w:eastAsiaTheme="minorEastAsia" w:cs="Arial"/>
-        </w:rPr>
-        <w:t xml:space="preserve"> sa courbe représentative est une droite.</w:t>
-      </w:r>
+          <w:rFonts w:cs="Arial"/>
+        </w:rPr>
+      </w:pPr>
     </w:p>
     <w:sectPr>
-      <w:footerReference w:type="default" r:id="rId9"/>
+      <w:footerReference w:type="default" r:id="rId15"/>
       <w:pgSz w:w="11906" w:h="16838"/>
       <w:pgMar w:top="720" w:right="720" w:bottom="720" w:left="720" w:header="708" w:footer="708" w:gutter="0"/>
       <w:cols w:space="708"/>
@@ -1291,7 +1727,6 @@
         <w:docPartUnique/>
       </w:docPartObj>
     </w:sdtPr>
-    <w:sdtEndPr/>
     <w:sdtContent>
       <w:p>
         <w:pPr>
